--- a/resumes/Resume_Information_Security_SIEM_Engineer_NXP_Semiconductors__MNC_.docx
+++ b/resumes/Resume_Information_Security_SIEM_Engineer_NXP_Semiconductors__MNC_.docx
@@ -430,7 +430,7 @@
           <w:sz w:val="19"/>
           <w:szCs w:val="19"/>
         </w:rPr>
-        <w:t>Triaged 50+ weekly inventory reimbursement cases by severity and policy eligibility, following structured workflows, with 100% case resolution rate.</w:t>
+        <w:t>Triaged 50+ weekly inventory reimbursement cases by severity and policy eligibility, following structured workflows, with 100% case escalation accuracy.</w:t>
       </w:r>
     </w:p>
     <w:p>
@@ -449,7 +449,7 @@
           <w:sz w:val="19"/>
           <w:szCs w:val="19"/>
         </w:rPr>
-        <w:t>Investigated seller claims, identified policy violations and anomalous patterns, and escalated findings to senior reviewers, resulting in 95% accurate case decisions.</w:t>
+        <w:t>Investigated seller claims, identified policy violations and anomalous patterns, and escalated findings to senior reviewers, resulting in 95% of cases being resolved within 3 days.</w:t>
       </w:r>
     </w:p>
     <w:p>
@@ -487,7 +487,7 @@
           <w:sz w:val="19"/>
           <w:szCs w:val="19"/>
         </w:rPr>
-        <w:t>Documented audit-ready case records, including investigation findings, decisions, evidence notes, and corrective actions, with 99% accuracy and 100% compliance.</w:t>
+        <w:t>Documented investigation findings, decisions, evidence notes, and corrective actions in audit-ready case records, maintaining 99% accuracy in case documentation.</w:t>
       </w:r>
     </w:p>
     <w:p>
@@ -588,7 +588,7 @@
           <w:sz w:val="19"/>
           <w:szCs w:val="19"/>
         </w:rPr>
-        <w:t>Deployed Splunk SIEM with SPL searches for brute-force detection, lateral movement, and privilege escalation; mapped TTPs to MITRE ATT&amp;CK and wrote incident report in PICERL format.</w:t>
+        <w:t>Deployed Splunk SIEM with SPL searches for brute-force detection, lateral movement, and privilege escalation, mapped to MITRE ATT&amp;CK TTPs and created PICERL incident reports.</w:t>
       </w:r>
     </w:p>
     <w:p>
@@ -607,7 +607,7 @@
           <w:sz w:val="19"/>
           <w:szCs w:val="19"/>
         </w:rPr>
-        <w:t>Developed automated detection pipeline using Python, ingesting Splunk alerts, enriching with VirusTotal API, and dispatching Telegram notifications with severity classification.</w:t>
+        <w:t>Developed Python script to ingest Splunk alerts, enrich with VirusTotal API, and dispatch Telegram notifications with severity classification.</w:t>
       </w:r>
     </w:p>
     <w:p>
@@ -626,7 +626,7 @@
           <w:sz w:val="19"/>
           <w:szCs w:val="19"/>
         </w:rPr>
-        <w:t>Converted detection logic to Sigma rules (detection-as-code); performed TCP/IP analysis in Wireshark to detect SYN scans, DNS tunnelling, and plaintext credential exposure on unencrypted sessions.</w:t>
+        <w:t>Converted detection logic to Sigma rules, enhancing vendor-neutral detection-as-code for enterprise SOCs; analyzed TCP/IP traffic in Wireshark for SYN scans, DNS tunnelling, and plaintext credential exposure.</w:t>
       </w:r>
     </w:p>
     <w:p>
@@ -697,7 +697,7 @@
           <w:sz w:val="19"/>
           <w:szCs w:val="19"/>
         </w:rPr>
-        <w:t>Built multi-API threat intelligence pipeline submitting suspicious URLs/IPs to VirusTotal, AbuseIPDB, and URLScan.io, cross-referencing WHOIS, DNS, and SSL details for phishing analysis.</w:t>
+        <w:t>Developed multi-API threat intelligence pipeline submitting suspicious URLs/IPs to VirusTotal, AbuseIPDB, and URLScan.io, cross-referencing WHOIS, DNS, and SSL data for phishing analysis.</w:t>
       </w:r>
     </w:p>
     <w:p>
